--- a/день 1.docx
+++ b/день 1.docx
@@ -76,7 +76,6 @@
         </w:rPr>
         <w:t xml:space="preserve"> установки </w:t>
       </w:r>
-      <w:proofErr w:type="spellStart"/>
       <w:r>
         <w:rPr>
           <w:rFonts w:ascii="Times New Roman" w:hAnsi="Times New Roman" w:cs="Times New Roman"/>
@@ -85,7 +84,6 @@
         </w:rPr>
         <w:t>Debian</w:t>
       </w:r>
-      <w:proofErr w:type="spellEnd"/>
       <w:r>
         <w:rPr>
           <w:rFonts w:ascii="Times New Roman" w:hAnsi="Times New Roman" w:cs="Times New Roman"/>
@@ -117,18 +115,33 @@
           <w:sz w:val="28"/>
           <w:szCs w:val="28"/>
         </w:rPr>
-        <w:t xml:space="preserve">, Линукса под системой </w:t>
-      </w:r>
-      <w:proofErr w:type="spellStart"/>
-      <w:r>
-        <w:rPr>
-          <w:rFonts w:ascii="Times New Roman" w:hAnsi="Times New Roman" w:cs="Times New Roman"/>
-          <w:sz w:val="28"/>
-          <w:szCs w:val="28"/>
-        </w:rPr>
-        <w:t>Виндовс</w:t>
-      </w:r>
-      <w:proofErr w:type="spellEnd"/>
+        <w:t xml:space="preserve">, Линукса под системой Виндовс. </w:t>
+      </w:r>
+    </w:p>
+    <w:p>
+      <w:pPr>
+        <w:rPr>
+          <w:rFonts w:ascii="Times New Roman" w:hAnsi="Times New Roman" w:cs="Times New Roman"/>
+          <w:sz w:val="28"/>
+          <w:szCs w:val="28"/>
+        </w:rPr>
+      </w:pPr>
+      <w:r>
+        <w:rPr>
+          <w:rFonts w:ascii="Times New Roman" w:hAnsi="Times New Roman" w:cs="Times New Roman"/>
+          <w:sz w:val="28"/>
+          <w:szCs w:val="28"/>
+        </w:rPr>
+        <w:t xml:space="preserve">Так же, на моём компьютере изначально был установлен </w:t>
+      </w:r>
+      <w:r>
+        <w:rPr>
+          <w:rFonts w:ascii="Times New Roman" w:hAnsi="Times New Roman" w:cs="Times New Roman"/>
+          <w:sz w:val="28"/>
+          <w:szCs w:val="28"/>
+        </w:rPr>
+        <w:t>GitHub Desktop</w:t>
+      </w:r>
       <w:r>
         <w:rPr>
           <w:rFonts w:ascii="Times New Roman" w:hAnsi="Times New Roman" w:cs="Times New Roman"/>
@@ -152,68 +165,15 @@
           <w:sz w:val="28"/>
           <w:szCs w:val="28"/>
         </w:rPr>
-        <w:t xml:space="preserve">Так же, на моём компьютере изначально был установлен </w:t>
-      </w:r>
-      <w:proofErr w:type="spellStart"/>
-      <w:r>
-        <w:rPr>
-          <w:rFonts w:ascii="Times New Roman" w:hAnsi="Times New Roman" w:cs="Times New Roman"/>
-          <w:sz w:val="28"/>
-          <w:szCs w:val="28"/>
-        </w:rPr>
-        <w:t>GitHub</w:t>
-      </w:r>
-      <w:proofErr w:type="spellEnd"/>
-      <w:r>
-        <w:rPr>
-          <w:rFonts w:ascii="Times New Roman" w:hAnsi="Times New Roman" w:cs="Times New Roman"/>
-          <w:sz w:val="28"/>
-          <w:szCs w:val="28"/>
-        </w:rPr>
-        <w:t xml:space="preserve"> Desktop</w:t>
-      </w:r>
-      <w:r>
-        <w:rPr>
-          <w:rFonts w:ascii="Times New Roman" w:hAnsi="Times New Roman" w:cs="Times New Roman"/>
-          <w:sz w:val="28"/>
-          <w:szCs w:val="28"/>
-        </w:rPr>
-        <w:t xml:space="preserve">. </w:t>
-      </w:r>
-    </w:p>
-    <w:p>
-      <w:pPr>
-        <w:rPr>
-          <w:rFonts w:ascii="Times New Roman" w:hAnsi="Times New Roman" w:cs="Times New Roman"/>
-          <w:sz w:val="28"/>
-          <w:szCs w:val="28"/>
-        </w:rPr>
-      </w:pPr>
-      <w:r>
-        <w:rPr>
-          <w:rFonts w:ascii="Times New Roman" w:hAnsi="Times New Roman" w:cs="Times New Roman"/>
-          <w:sz w:val="28"/>
-          <w:szCs w:val="28"/>
-        </w:rPr>
         <w:t xml:space="preserve">Открыв </w:t>
       </w:r>
-      <w:proofErr w:type="spellStart"/>
-      <w:r>
-        <w:rPr>
-          <w:rFonts w:ascii="Times New Roman" w:hAnsi="Times New Roman" w:cs="Times New Roman"/>
-          <w:sz w:val="28"/>
-          <w:szCs w:val="28"/>
-        </w:rPr>
-        <w:t>GitHub</w:t>
-      </w:r>
-      <w:proofErr w:type="spellEnd"/>
-      <w:r>
-        <w:rPr>
-          <w:rFonts w:ascii="Times New Roman" w:hAnsi="Times New Roman" w:cs="Times New Roman"/>
-          <w:sz w:val="28"/>
-          <w:szCs w:val="28"/>
-        </w:rPr>
-        <w:t xml:space="preserve"> Desktop</w:t>
+      <w:r>
+        <w:rPr>
+          <w:rFonts w:ascii="Times New Roman" w:hAnsi="Times New Roman" w:cs="Times New Roman"/>
+          <w:sz w:val="28"/>
+          <w:szCs w:val="28"/>
+        </w:rPr>
+        <w:t>GitHub Desktop</w:t>
       </w:r>
       <w:r>
         <w:rPr>
@@ -239,7 +199,6 @@
         </w:rPr>
         <w:t xml:space="preserve">л репозиторий открытый  под названием </w:t>
       </w:r>
-      <w:proofErr w:type="spellStart"/>
       <w:r>
         <w:rPr>
           <w:rFonts w:ascii="Times New Roman" w:hAnsi="Times New Roman" w:cs="Times New Roman"/>
@@ -248,7 +207,6 @@
         </w:rPr>
         <w:t>file-storage-service</w:t>
       </w:r>
-      <w:proofErr w:type="spellEnd"/>
       <w:r>
         <w:rPr>
           <w:rFonts w:ascii="Times New Roman" w:hAnsi="Times New Roman" w:cs="Times New Roman"/>
@@ -257,7 +215,6 @@
         </w:rPr>
         <w:t xml:space="preserve"> и выбрал в </w:t>
       </w:r>
-      <w:proofErr w:type="spellStart"/>
       <w:r>
         <w:rPr>
           <w:rFonts w:ascii="Times New Roman" w:hAnsi="Times New Roman" w:cs="Times New Roman"/>
@@ -267,32 +224,13 @@
         </w:rPr>
         <w:t>Gitigniore</w:t>
       </w:r>
-      <w:proofErr w:type="spellEnd"/>
-      <w:r>
-        <w:rPr>
-          <w:rFonts w:ascii="Times New Roman" w:hAnsi="Times New Roman" w:cs="Times New Roman"/>
-          <w:sz w:val="28"/>
-          <w:szCs w:val="28"/>
-        </w:rPr>
-        <w:t xml:space="preserve"> </w:t>
-      </w:r>
-      <w:proofErr w:type="spellStart"/>
-      <w:r>
-        <w:rPr>
-          <w:rFonts w:ascii="Times New Roman" w:hAnsi="Times New Roman" w:cs="Times New Roman"/>
-          <w:sz w:val="28"/>
-          <w:szCs w:val="28"/>
-        </w:rPr>
-        <w:t>Пайтон</w:t>
-      </w:r>
-      <w:proofErr w:type="spellEnd"/>
-      <w:r>
-        <w:rPr>
-          <w:rFonts w:ascii="Times New Roman" w:hAnsi="Times New Roman" w:cs="Times New Roman"/>
-          <w:sz w:val="28"/>
-          <w:szCs w:val="28"/>
-        </w:rPr>
-        <w:t>.</w:t>
+      <w:r>
+        <w:rPr>
+          <w:rFonts w:ascii="Times New Roman" w:hAnsi="Times New Roman" w:cs="Times New Roman"/>
+          <w:sz w:val="28"/>
+          <w:szCs w:val="28"/>
+        </w:rPr>
+        <w:t xml:space="preserve"> Пайтон.</w:t>
       </w:r>
     </w:p>
     <w:p>
@@ -342,7 +280,6 @@
         </w:rPr>
         <w:t xml:space="preserve">Папку </w:t>
       </w:r>
-      <w:proofErr w:type="spellStart"/>
       <w:r>
         <w:rPr>
           <w:rFonts w:ascii="Times New Roman" w:hAnsi="Times New Roman" w:cs="Times New Roman"/>
@@ -359,7 +296,6 @@
         </w:rPr>
         <w:t>erverlogic</w:t>
       </w:r>
-      <w:proofErr w:type="spellEnd"/>
       <w:r>
         <w:rPr>
           <w:rFonts w:ascii="Times New Roman" w:hAnsi="Times New Roman" w:cs="Times New Roman"/>
@@ -407,7 +343,6 @@
         </w:rPr>
         <w:t>.</w:t>
       </w:r>
-      <w:proofErr w:type="spellStart"/>
       <w:r>
         <w:rPr>
           <w:rFonts w:ascii="Times New Roman" w:hAnsi="Times New Roman" w:cs="Times New Roman"/>
@@ -417,7 +352,6 @@
         </w:rPr>
         <w:t>py</w:t>
       </w:r>
-      <w:proofErr w:type="spellEnd"/>
       <w:r>
         <w:rPr>
           <w:rFonts w:ascii="Times New Roman" w:hAnsi="Times New Roman" w:cs="Times New Roman"/>
@@ -457,7 +391,6 @@
         </w:rPr>
         <w:t>,</w:t>
       </w:r>
-      <w:proofErr w:type="spellStart"/>
       <w:r>
         <w:rPr>
           <w:rFonts w:ascii="Times New Roman" w:hAnsi="Times New Roman" w:cs="Times New Roman"/>
@@ -467,7 +400,6 @@
         </w:rPr>
         <w:t>py</w:t>
       </w:r>
-      <w:proofErr w:type="spellEnd"/>
       <w:r>
         <w:rPr>
           <w:rFonts w:ascii="Times New Roman" w:hAnsi="Times New Roman" w:cs="Times New Roman"/>
@@ -476,7 +408,6 @@
         </w:rPr>
         <w:t xml:space="preserve"> для будущей авторизации через </w:t>
       </w:r>
-      <w:proofErr w:type="spellStart"/>
       <w:r>
         <w:rPr>
           <w:rFonts w:ascii="Times New Roman" w:hAnsi="Times New Roman" w:cs="Times New Roman"/>
@@ -485,7 +416,6 @@
         </w:rPr>
         <w:t>hashlib</w:t>
       </w:r>
-      <w:proofErr w:type="spellEnd"/>
     </w:p>
     <w:p>
       <w:pPr>
@@ -500,7 +430,6 @@
           <w:szCs w:val="28"/>
         </w:rPr>
       </w:pPr>
-      <w:proofErr w:type="spellStart"/>
       <w:r>
         <w:rPr>
           <w:rFonts w:ascii="Times New Roman" w:hAnsi="Times New Roman" w:cs="Times New Roman"/>
@@ -510,7 +439,6 @@
         </w:rPr>
         <w:t>Dockerfile</w:t>
       </w:r>
-      <w:proofErr w:type="spellEnd"/>
     </w:p>
     <w:p>
       <w:pPr>
@@ -557,52 +485,24 @@
           <w:sz w:val="28"/>
           <w:szCs w:val="28"/>
         </w:rPr>
-        <w:t xml:space="preserve"> с списком всех библиотек для </w:t>
-      </w:r>
-      <w:proofErr w:type="spellStart"/>
-      <w:r>
-        <w:rPr>
-          <w:rFonts w:ascii="Times New Roman" w:hAnsi="Times New Roman" w:cs="Times New Roman"/>
-          <w:sz w:val="28"/>
-          <w:szCs w:val="28"/>
-        </w:rPr>
-        <w:t>пайтона</w:t>
-      </w:r>
-      <w:proofErr w:type="spellEnd"/>
-    </w:p>
-    <w:p>
-      <w:pPr>
-        <w:rPr>
-          <w:rFonts w:ascii="Times New Roman" w:hAnsi="Times New Roman" w:cs="Times New Roman"/>
-          <w:sz w:val="28"/>
-          <w:szCs w:val="28"/>
-        </w:rPr>
-      </w:pPr>
-      <w:r>
-        <w:rPr>
-          <w:rFonts w:ascii="Times New Roman" w:hAnsi="Times New Roman" w:cs="Times New Roman"/>
-          <w:sz w:val="28"/>
-          <w:szCs w:val="28"/>
-        </w:rPr>
-        <w:t xml:space="preserve">Прописав </w:t>
-      </w:r>
-      <w:proofErr w:type="spellStart"/>
-      <w:r>
-        <w:rPr>
-          <w:rFonts w:ascii="Times New Roman" w:hAnsi="Times New Roman" w:cs="Times New Roman"/>
-          <w:sz w:val="28"/>
-          <w:szCs w:val="28"/>
-        </w:rPr>
-        <w:t>Докерфайл</w:t>
-      </w:r>
-      <w:proofErr w:type="spellEnd"/>
-      <w:r>
-        <w:rPr>
-          <w:rFonts w:ascii="Times New Roman" w:hAnsi="Times New Roman" w:cs="Times New Roman"/>
-          <w:sz w:val="28"/>
-          <w:szCs w:val="28"/>
-        </w:rPr>
-        <w:t xml:space="preserve">, проверяю его командуй </w:t>
+        <w:t xml:space="preserve"> с списком всех библиотек для пайтона</w:t>
+      </w:r>
+    </w:p>
+    <w:p>
+      <w:pPr>
+        <w:rPr>
+          <w:rFonts w:ascii="Times New Roman" w:hAnsi="Times New Roman" w:cs="Times New Roman"/>
+          <w:sz w:val="28"/>
+          <w:szCs w:val="28"/>
+        </w:rPr>
+      </w:pPr>
+      <w:r>
+        <w:rPr>
+          <w:rFonts w:ascii="Times New Roman" w:hAnsi="Times New Roman" w:cs="Times New Roman"/>
+          <w:sz w:val="28"/>
+          <w:szCs w:val="28"/>
+        </w:rPr>
+        <w:t xml:space="preserve">Прописав Докерфайл, проверяю его командуй </w:t>
       </w:r>
     </w:p>
     <w:p>
@@ -698,36 +598,533 @@
           <w:rFonts w:ascii="Times New Roman" w:hAnsi="Times New Roman" w:cs="Times New Roman"/>
           <w:sz w:val="28"/>
           <w:szCs w:val="28"/>
-          <w:lang w:val="en-US"/>
-        </w:rPr>
-      </w:pPr>
-      <w:r>
-        <w:rPr>
-          <w:rFonts w:ascii="Times New Roman" w:hAnsi="Times New Roman" w:cs="Times New Roman"/>
-          <w:sz w:val="28"/>
-          <w:szCs w:val="28"/>
-          <w:lang w:val="en-US"/>
-        </w:rPr>
-        <w:t>-p 8080:8000 test</w:t>
-      </w:r>
-    </w:p>
-    <w:p>
-      <w:pPr>
-        <w:rPr>
-          <w:rFonts w:ascii="Times New Roman" w:hAnsi="Times New Roman" w:cs="Times New Roman"/>
-          <w:sz w:val="28"/>
-          <w:szCs w:val="28"/>
-          <w:lang w:val="en-US"/>
-        </w:rPr>
-      </w:pPr>
-    </w:p>
-    <w:p>
-      <w:pPr>
-        <w:rPr>
-          <w:rFonts w:ascii="Times New Roman" w:hAnsi="Times New Roman" w:cs="Times New Roman"/>
-          <w:sz w:val="28"/>
-          <w:szCs w:val="28"/>
-          <w:lang w:val="en-US"/>
+        </w:rPr>
+      </w:pPr>
+      <w:r>
+        <w:rPr>
+          <w:rFonts w:ascii="Times New Roman" w:hAnsi="Times New Roman" w:cs="Times New Roman"/>
+          <w:sz w:val="28"/>
+          <w:szCs w:val="28"/>
+        </w:rPr>
+        <w:t>-</w:t>
+      </w:r>
+      <w:r>
+        <w:rPr>
+          <w:rFonts w:ascii="Times New Roman" w:hAnsi="Times New Roman" w:cs="Times New Roman"/>
+          <w:sz w:val="28"/>
+          <w:szCs w:val="28"/>
+          <w:lang w:val="en-US"/>
+        </w:rPr>
+        <w:t>p</w:t>
+      </w:r>
+      <w:r>
+        <w:rPr>
+          <w:rFonts w:ascii="Times New Roman" w:hAnsi="Times New Roman" w:cs="Times New Roman"/>
+          <w:sz w:val="28"/>
+          <w:szCs w:val="28"/>
+        </w:rPr>
+        <w:t xml:space="preserve"> 8080:8000 </w:t>
+      </w:r>
+      <w:r>
+        <w:rPr>
+          <w:rFonts w:ascii="Times New Roman" w:hAnsi="Times New Roman" w:cs="Times New Roman"/>
+          <w:sz w:val="28"/>
+          <w:szCs w:val="28"/>
+          <w:lang w:val="en-US"/>
+        </w:rPr>
+        <w:t>test</w:t>
+      </w:r>
+    </w:p>
+    <w:p>
+      <w:pPr>
+        <w:rPr>
+          <w:rFonts w:ascii="Times New Roman" w:hAnsi="Times New Roman" w:cs="Times New Roman"/>
+          <w:sz w:val="28"/>
+          <w:szCs w:val="28"/>
+        </w:rPr>
+      </w:pPr>
+    </w:p>
+    <w:p>
+      <w:pPr>
+        <w:rPr>
+          <w:rFonts w:ascii="Times New Roman" w:hAnsi="Times New Roman" w:cs="Times New Roman"/>
+          <w:sz w:val="28"/>
+          <w:szCs w:val="28"/>
+        </w:rPr>
+      </w:pPr>
+      <w:r>
+        <w:rPr>
+          <w:rFonts w:ascii="Times New Roman" w:hAnsi="Times New Roman" w:cs="Times New Roman"/>
+          <w:sz w:val="28"/>
+          <w:szCs w:val="28"/>
+        </w:rPr>
+        <w:t xml:space="preserve">Затем, </w:t>
+      </w:r>
+      <w:r>
+        <w:rPr>
+          <w:rFonts w:ascii="Times New Roman" w:hAnsi="Times New Roman" w:cs="Times New Roman"/>
+          <w:sz w:val="28"/>
+          <w:szCs w:val="28"/>
+        </w:rPr>
+        <w:t xml:space="preserve">Создал </w:t>
+      </w:r>
+      <w:r>
+        <w:rPr>
+          <w:rFonts w:ascii="Times New Roman" w:hAnsi="Times New Roman" w:cs="Times New Roman"/>
+          <w:sz w:val="28"/>
+          <w:szCs w:val="28"/>
+          <w:lang w:val="en-US"/>
+        </w:rPr>
+        <w:t>database</w:t>
+      </w:r>
+      <w:r>
+        <w:rPr>
+          <w:rFonts w:ascii="Times New Roman" w:hAnsi="Times New Roman" w:cs="Times New Roman"/>
+          <w:sz w:val="28"/>
+          <w:szCs w:val="28"/>
+        </w:rPr>
+        <w:t>.</w:t>
+      </w:r>
+      <w:r>
+        <w:rPr>
+          <w:rFonts w:ascii="Times New Roman" w:hAnsi="Times New Roman" w:cs="Times New Roman"/>
+          <w:sz w:val="28"/>
+          <w:szCs w:val="28"/>
+          <w:lang w:val="en-US"/>
+        </w:rPr>
+        <w:t>py</w:t>
+      </w:r>
+      <w:r>
+        <w:rPr>
+          <w:rFonts w:ascii="Times New Roman" w:hAnsi="Times New Roman" w:cs="Times New Roman"/>
+          <w:sz w:val="28"/>
+          <w:szCs w:val="28"/>
+        </w:rPr>
+        <w:t xml:space="preserve">, и вписал туда создание структуры базы данных по структуре: </w:t>
+      </w:r>
+    </w:p>
+    <w:p>
+      <w:pPr>
+        <w:pStyle w:val="a4"/>
+        <w:spacing w:before="120" w:beforeAutospacing="0" w:after="120" w:afterAutospacing="0" w:line="360" w:lineRule="auto"/>
+        <w:contextualSpacing/>
+        <w:rPr>
+          <w:sz w:val="28"/>
+          <w:szCs w:val="28"/>
+          <w:lang w:val="en-US"/>
+        </w:rPr>
+      </w:pPr>
+      <w:r>
+        <w:rPr>
+          <w:rStyle w:val="HTML"/>
+          <w:rFonts w:ascii="Times New Roman" w:hAnsi="Times New Roman" w:cs="Times New Roman"/>
+          <w:b/>
+          <w:bCs/>
+          <w:sz w:val="28"/>
+          <w:szCs w:val="28"/>
+          <w:lang w:val="en-US"/>
+        </w:rPr>
+        <w:t>schemas</w:t>
+      </w:r>
+      <w:r>
+        <w:rPr>
+          <w:sz w:val="28"/>
+          <w:szCs w:val="28"/>
+          <w:lang w:val="en-US"/>
+        </w:rPr>
+        <w:t>:</w:t>
+      </w:r>
+    </w:p>
+    <w:p>
+      <w:pPr>
+        <w:pStyle w:val="a4"/>
+        <w:numPr>
+          <w:ilvl w:val="0"/>
+          <w:numId w:val="3"/>
+        </w:numPr>
+        <w:spacing w:before="120" w:beforeAutospacing="0" w:after="120" w:afterAutospacing="0" w:line="360" w:lineRule="auto"/>
+        <w:contextualSpacing/>
+        <w:rPr>
+          <w:sz w:val="28"/>
+          <w:szCs w:val="28"/>
+        </w:rPr>
+      </w:pPr>
+      <w:r>
+        <w:rPr>
+          <w:rStyle w:val="HTML"/>
+          <w:rFonts w:ascii="Times New Roman" w:hAnsi="Times New Roman" w:cs="Times New Roman"/>
+          <w:sz w:val="28"/>
+          <w:szCs w:val="28"/>
+          <w:lang w:val="en-US"/>
+        </w:rPr>
+        <w:t>id</w:t>
+      </w:r>
+      <w:r>
+        <w:rPr>
+          <w:sz w:val="28"/>
+          <w:szCs w:val="28"/>
+        </w:rPr>
+        <w:t xml:space="preserve">: </w:t>
+      </w:r>
+      <w:r>
+        <w:rPr>
+          <w:sz w:val="28"/>
+          <w:szCs w:val="28"/>
+          <w:lang w:val="en-US"/>
+        </w:rPr>
+        <w:t>ID</w:t>
+      </w:r>
+      <w:r>
+        <w:rPr>
+          <w:sz w:val="28"/>
+          <w:szCs w:val="28"/>
+        </w:rPr>
+        <w:t xml:space="preserve"> (Основной </w:t>
+      </w:r>
+      <w:r>
+        <w:rPr>
+          <w:sz w:val="28"/>
+          <w:szCs w:val="28"/>
+          <w:lang w:val="en-US"/>
+        </w:rPr>
+        <w:t>ID</w:t>
+      </w:r>
+      <w:r>
+        <w:rPr>
+          <w:sz w:val="28"/>
+          <w:szCs w:val="28"/>
+        </w:rPr>
+        <w:t xml:space="preserve"> файла)</w:t>
+      </w:r>
+    </w:p>
+    <w:p>
+      <w:pPr>
+        <w:pStyle w:val="a4"/>
+        <w:numPr>
+          <w:ilvl w:val="0"/>
+          <w:numId w:val="3"/>
+        </w:numPr>
+        <w:spacing w:before="120" w:beforeAutospacing="0" w:after="120" w:afterAutospacing="0" w:line="360" w:lineRule="auto"/>
+        <w:contextualSpacing/>
+        <w:rPr>
+          <w:sz w:val="28"/>
+          <w:szCs w:val="28"/>
+        </w:rPr>
+      </w:pPr>
+      <w:r>
+        <w:rPr>
+          <w:rStyle w:val="HTML"/>
+          <w:rFonts w:ascii="Times New Roman" w:hAnsi="Times New Roman" w:cs="Times New Roman"/>
+          <w:sz w:val="28"/>
+          <w:szCs w:val="28"/>
+          <w:lang w:val="en-US"/>
+        </w:rPr>
+        <w:t>filename</w:t>
+      </w:r>
+      <w:r>
+        <w:rPr>
+          <w:sz w:val="28"/>
+          <w:szCs w:val="28"/>
+          <w:lang w:val="en-US"/>
+        </w:rPr>
+        <w:t>: String (</w:t>
+      </w:r>
+      <w:r>
+        <w:rPr>
+          <w:sz w:val="28"/>
+          <w:szCs w:val="28"/>
+        </w:rPr>
+        <w:t>имя</w:t>
+      </w:r>
+      <w:r>
+        <w:rPr>
+          <w:sz w:val="28"/>
+          <w:szCs w:val="28"/>
+          <w:lang w:val="en-US"/>
+        </w:rPr>
+        <w:t xml:space="preserve"> </w:t>
+      </w:r>
+      <w:r>
+        <w:rPr>
+          <w:sz w:val="28"/>
+          <w:szCs w:val="28"/>
+        </w:rPr>
+        <w:t>файла</w:t>
+      </w:r>
+      <w:r>
+        <w:rPr>
+          <w:sz w:val="28"/>
+          <w:szCs w:val="28"/>
+          <w:lang w:val="en-US"/>
+        </w:rPr>
+        <w:t>)</w:t>
+      </w:r>
+    </w:p>
+    <w:p>
+      <w:pPr>
+        <w:pStyle w:val="a4"/>
+        <w:numPr>
+          <w:ilvl w:val="0"/>
+          <w:numId w:val="3"/>
+        </w:numPr>
+        <w:spacing w:before="120" w:beforeAutospacing="0" w:after="120" w:afterAutospacing="0" w:line="360" w:lineRule="auto"/>
+        <w:contextualSpacing/>
+        <w:rPr>
+          <w:sz w:val="28"/>
+          <w:szCs w:val="28"/>
+          <w:lang w:val="en-US"/>
+        </w:rPr>
+      </w:pPr>
+      <w:r>
+        <w:rPr>
+          <w:rStyle w:val="HTML"/>
+          <w:rFonts w:ascii="Times New Roman" w:hAnsi="Times New Roman" w:cs="Times New Roman"/>
+          <w:sz w:val="28"/>
+          <w:szCs w:val="28"/>
+          <w:lang w:val="en-US"/>
+        </w:rPr>
+        <w:t>file_type</w:t>
+      </w:r>
+      <w:r>
+        <w:rPr>
+          <w:sz w:val="28"/>
+          <w:szCs w:val="28"/>
+          <w:lang w:val="en-US"/>
+        </w:rPr>
+        <w:t xml:space="preserve">: </w:t>
+      </w:r>
+      <w:r>
+        <w:rPr>
+          <w:sz w:val="28"/>
+          <w:szCs w:val="28"/>
+        </w:rPr>
+        <w:t>Тип</w:t>
+      </w:r>
+      <w:r>
+        <w:rPr>
+          <w:sz w:val="28"/>
+          <w:szCs w:val="28"/>
+          <w:lang w:val="en-US"/>
+        </w:rPr>
+        <w:t xml:space="preserve"> </w:t>
+      </w:r>
+      <w:r>
+        <w:rPr>
+          <w:sz w:val="28"/>
+          <w:szCs w:val="28"/>
+        </w:rPr>
+        <w:t>Файла</w:t>
+      </w:r>
+      <w:r>
+        <w:rPr>
+          <w:sz w:val="28"/>
+          <w:szCs w:val="28"/>
+          <w:lang w:val="en-US"/>
+        </w:rPr>
+        <w:t xml:space="preserve"> (String)</w:t>
+      </w:r>
+    </w:p>
+    <w:p>
+      <w:pPr>
+        <w:pStyle w:val="a4"/>
+        <w:numPr>
+          <w:ilvl w:val="0"/>
+          <w:numId w:val="3"/>
+        </w:numPr>
+        <w:spacing w:before="120" w:beforeAutospacing="0" w:after="120" w:afterAutospacing="0" w:line="360" w:lineRule="auto"/>
+        <w:contextualSpacing/>
+        <w:rPr>
+          <w:sz w:val="28"/>
+          <w:szCs w:val="28"/>
+        </w:rPr>
+      </w:pPr>
+      <w:r>
+        <w:rPr>
+          <w:rStyle w:val="HTML"/>
+          <w:rFonts w:ascii="Times New Roman" w:hAnsi="Times New Roman" w:cs="Times New Roman"/>
+          <w:sz w:val="28"/>
+          <w:szCs w:val="28"/>
+          <w:lang w:val="en-US"/>
+        </w:rPr>
+        <w:t>Mi</w:t>
+      </w:r>
+      <w:r>
+        <w:rPr>
+          <w:rStyle w:val="HTML"/>
+          <w:rFonts w:ascii="Times New Roman" w:hAnsi="Times New Roman" w:cs="Times New Roman"/>
+          <w:sz w:val="28"/>
+          <w:szCs w:val="28"/>
+          <w:lang w:val="en-US"/>
+        </w:rPr>
+        <w:t>n</w:t>
+      </w:r>
+      <w:r>
+        <w:rPr>
+          <w:rStyle w:val="HTML"/>
+          <w:rFonts w:ascii="Times New Roman" w:hAnsi="Times New Roman" w:cs="Times New Roman"/>
+          <w:sz w:val="28"/>
+          <w:szCs w:val="28"/>
+          <w:lang w:val="en-US"/>
+        </w:rPr>
+        <w:t>i</w:t>
+      </w:r>
+      <w:r>
+        <w:rPr>
+          <w:rStyle w:val="HTML"/>
+          <w:rFonts w:ascii="Times New Roman" w:hAnsi="Times New Roman" w:cs="Times New Roman"/>
+          <w:sz w:val="28"/>
+          <w:szCs w:val="28"/>
+        </w:rPr>
+        <w:t>_</w:t>
+      </w:r>
+      <w:r>
+        <w:rPr>
+          <w:rStyle w:val="HTML"/>
+          <w:rFonts w:ascii="Times New Roman" w:hAnsi="Times New Roman" w:cs="Times New Roman"/>
+          <w:sz w:val="28"/>
+          <w:szCs w:val="28"/>
+          <w:lang w:val="en-US"/>
+        </w:rPr>
+        <w:t>path</w:t>
+      </w:r>
+      <w:r>
+        <w:rPr>
+          <w:sz w:val="28"/>
+          <w:szCs w:val="28"/>
+        </w:rPr>
+        <w:t xml:space="preserve">: </w:t>
+      </w:r>
+      <w:r>
+        <w:rPr>
+          <w:sz w:val="28"/>
+          <w:szCs w:val="28"/>
+          <w:lang w:val="en-US"/>
+        </w:rPr>
+        <w:t>String</w:t>
+      </w:r>
+      <w:r>
+        <w:rPr>
+          <w:sz w:val="28"/>
+          <w:szCs w:val="28"/>
+        </w:rPr>
+        <w:t xml:space="preserve"> (путь к объекту, где хранится)</w:t>
+      </w:r>
+    </w:p>
+    <w:p>
+      <w:pPr>
+        <w:pStyle w:val="a4"/>
+        <w:numPr>
+          <w:ilvl w:val="0"/>
+          <w:numId w:val="3"/>
+        </w:numPr>
+        <w:spacing w:before="120" w:beforeAutospacing="0" w:after="120" w:afterAutospacing="0" w:line="360" w:lineRule="auto"/>
+        <w:contextualSpacing/>
+        <w:rPr>
+          <w:sz w:val="28"/>
+          <w:szCs w:val="28"/>
+        </w:rPr>
+      </w:pPr>
+      <w:r>
+        <w:rPr>
+          <w:sz w:val="28"/>
+          <w:szCs w:val="28"/>
+          <w:lang w:val="en-US"/>
+        </w:rPr>
+        <w:t>Data</w:t>
+      </w:r>
+      <w:r>
+        <w:rPr>
+          <w:sz w:val="28"/>
+          <w:szCs w:val="28"/>
+        </w:rPr>
+        <w:t>_</w:t>
+      </w:r>
+      <w:r>
+        <w:rPr>
+          <w:sz w:val="28"/>
+          <w:szCs w:val="28"/>
+          <w:lang w:val="en-US"/>
+        </w:rPr>
+        <w:t>creat</w:t>
+      </w:r>
+      <w:r>
+        <w:rPr>
+          <w:sz w:val="28"/>
+          <w:szCs w:val="28"/>
+        </w:rPr>
+        <w:t>: время создания, для сортировки (Times)</w:t>
+      </w:r>
+    </w:p>
+    <w:p>
+      <w:pPr>
+        <w:pStyle w:val="a4"/>
+        <w:numPr>
+          <w:ilvl w:val="0"/>
+          <w:numId w:val="3"/>
+        </w:numPr>
+        <w:spacing w:before="120" w:beforeAutospacing="0" w:after="120" w:afterAutospacing="0" w:line="360" w:lineRule="auto"/>
+        <w:contextualSpacing/>
+        <w:rPr>
+          <w:sz w:val="28"/>
+          <w:szCs w:val="28"/>
+        </w:rPr>
+      </w:pPr>
+      <w:r>
+        <w:rPr>
+          <w:rStyle w:val="HTML"/>
+          <w:rFonts w:ascii="Times New Roman" w:hAnsi="Times New Roman" w:cs="Times New Roman"/>
+          <w:sz w:val="28"/>
+          <w:szCs w:val="28"/>
+        </w:rPr>
+        <w:t>metadata</w:t>
+      </w:r>
+      <w:r>
+        <w:rPr>
+          <w:sz w:val="28"/>
+          <w:szCs w:val="28"/>
+        </w:rPr>
+        <w:t xml:space="preserve">: Метаданные в </w:t>
+      </w:r>
+      <w:r>
+        <w:rPr>
+          <w:sz w:val="28"/>
+          <w:szCs w:val="28"/>
+          <w:lang w:val="en-US"/>
+        </w:rPr>
+        <w:t>JSON</w:t>
+      </w:r>
+      <w:r>
+        <w:rPr>
+          <w:sz w:val="28"/>
+          <w:szCs w:val="28"/>
+        </w:rPr>
+        <w:t xml:space="preserve"> (JSON)</w:t>
+      </w:r>
+    </w:p>
+    <w:p>
+      <w:pPr>
+        <w:rPr>
+          <w:rFonts w:ascii="Times New Roman" w:hAnsi="Times New Roman" w:cs="Times New Roman"/>
+          <w:sz w:val="28"/>
+          <w:szCs w:val="28"/>
+        </w:rPr>
+      </w:pPr>
+    </w:p>
+    <w:p>
+      <w:pPr>
+        <w:rPr>
+          <w:rFonts w:ascii="Times New Roman" w:hAnsi="Times New Roman" w:cs="Times New Roman"/>
+          <w:sz w:val="28"/>
+          <w:szCs w:val="28"/>
+        </w:rPr>
+      </w:pPr>
+    </w:p>
+    <w:p>
+      <w:pPr>
+        <w:rPr>
+          <w:rFonts w:ascii="Times New Roman" w:hAnsi="Times New Roman" w:cs="Times New Roman"/>
+          <w:sz w:val="28"/>
+          <w:szCs w:val="28"/>
         </w:rPr>
       </w:pPr>
     </w:p>
@@ -830,6 +1227,119 @@
     </w:lvl>
   </w:abstractNum>
   <w:abstractNum w:abstractNumId="1" w15:restartNumberingAfterBreak="0">
+    <w:nsid w:val="46340B1C"/>
+    <w:multiLevelType w:val="hybridMultilevel"/>
+    <w:tmpl w:val="BB6CBB72"/>
+    <w:lvl w:ilvl="0" w:tplc="04190001">
+      <w:start w:val="1"/>
+      <w:numFmt w:val="bullet"/>
+      <w:lvlText w:val=""/>
+      <w:lvlJc w:val="left"/>
+      <w:pPr>
+        <w:ind w:left="720" w:hanging="360"/>
+      </w:pPr>
+      <w:rPr>
+        <w:rFonts w:ascii="Symbol" w:hAnsi="Symbol" w:hint="default"/>
+      </w:rPr>
+    </w:lvl>
+    <w:lvl w:ilvl="1" w:tplc="04190003" w:tentative="1">
+      <w:start w:val="1"/>
+      <w:numFmt w:val="bullet"/>
+      <w:lvlText w:val="o"/>
+      <w:lvlJc w:val="left"/>
+      <w:pPr>
+        <w:ind w:left="1440" w:hanging="360"/>
+      </w:pPr>
+      <w:rPr>
+        <w:rFonts w:ascii="Courier New" w:hAnsi="Courier New" w:cs="Courier New" w:hint="default"/>
+      </w:rPr>
+    </w:lvl>
+    <w:lvl w:ilvl="2" w:tplc="04190005" w:tentative="1">
+      <w:start w:val="1"/>
+      <w:numFmt w:val="bullet"/>
+      <w:lvlText w:val=""/>
+      <w:lvlJc w:val="left"/>
+      <w:pPr>
+        <w:ind w:left="2160" w:hanging="360"/>
+      </w:pPr>
+      <w:rPr>
+        <w:rFonts w:ascii="Wingdings" w:hAnsi="Wingdings" w:hint="default"/>
+      </w:rPr>
+    </w:lvl>
+    <w:lvl w:ilvl="3" w:tplc="04190001" w:tentative="1">
+      <w:start w:val="1"/>
+      <w:numFmt w:val="bullet"/>
+      <w:lvlText w:val=""/>
+      <w:lvlJc w:val="left"/>
+      <w:pPr>
+        <w:ind w:left="2880" w:hanging="360"/>
+      </w:pPr>
+      <w:rPr>
+        <w:rFonts w:ascii="Symbol" w:hAnsi="Symbol" w:hint="default"/>
+      </w:rPr>
+    </w:lvl>
+    <w:lvl w:ilvl="4" w:tplc="04190003" w:tentative="1">
+      <w:start w:val="1"/>
+      <w:numFmt w:val="bullet"/>
+      <w:lvlText w:val="o"/>
+      <w:lvlJc w:val="left"/>
+      <w:pPr>
+        <w:ind w:left="3600" w:hanging="360"/>
+      </w:pPr>
+      <w:rPr>
+        <w:rFonts w:ascii="Courier New" w:hAnsi="Courier New" w:cs="Courier New" w:hint="default"/>
+      </w:rPr>
+    </w:lvl>
+    <w:lvl w:ilvl="5" w:tplc="04190005" w:tentative="1">
+      <w:start w:val="1"/>
+      <w:numFmt w:val="bullet"/>
+      <w:lvlText w:val=""/>
+      <w:lvlJc w:val="left"/>
+      <w:pPr>
+        <w:ind w:left="4320" w:hanging="360"/>
+      </w:pPr>
+      <w:rPr>
+        <w:rFonts w:ascii="Wingdings" w:hAnsi="Wingdings" w:hint="default"/>
+      </w:rPr>
+    </w:lvl>
+    <w:lvl w:ilvl="6" w:tplc="04190001" w:tentative="1">
+      <w:start w:val="1"/>
+      <w:numFmt w:val="bullet"/>
+      <w:lvlText w:val=""/>
+      <w:lvlJc w:val="left"/>
+      <w:pPr>
+        <w:ind w:left="5040" w:hanging="360"/>
+      </w:pPr>
+      <w:rPr>
+        <w:rFonts w:ascii="Symbol" w:hAnsi="Symbol" w:hint="default"/>
+      </w:rPr>
+    </w:lvl>
+    <w:lvl w:ilvl="7" w:tplc="04190003" w:tentative="1">
+      <w:start w:val="1"/>
+      <w:numFmt w:val="bullet"/>
+      <w:lvlText w:val="o"/>
+      <w:lvlJc w:val="left"/>
+      <w:pPr>
+        <w:ind w:left="5760" w:hanging="360"/>
+      </w:pPr>
+      <w:rPr>
+        <w:rFonts w:ascii="Courier New" w:hAnsi="Courier New" w:cs="Courier New" w:hint="default"/>
+      </w:rPr>
+    </w:lvl>
+    <w:lvl w:ilvl="8" w:tplc="04190005" w:tentative="1">
+      <w:start w:val="1"/>
+      <w:numFmt w:val="bullet"/>
+      <w:lvlText w:val=""/>
+      <w:lvlJc w:val="left"/>
+      <w:pPr>
+        <w:ind w:left="6480" w:hanging="360"/>
+      </w:pPr>
+      <w:rPr>
+        <w:rFonts w:ascii="Wingdings" w:hAnsi="Wingdings" w:hint="default"/>
+      </w:rPr>
+    </w:lvl>
+  </w:abstractNum>
+  <w:abstractNum w:abstractNumId="2" w15:restartNumberingAfterBreak="0">
     <w:nsid w:val="691648DA"/>
     <w:multiLevelType w:val="hybridMultilevel"/>
     <w:tmpl w:val="2A985228"/>
@@ -922,6 +1432,9 @@
     <w:abstractNumId w:val="0"/>
   </w:num>
   <w:num w:numId="2">
+    <w:abstractNumId w:val="2"/>
+  </w:num>
+  <w:num w:numId="3">
     <w:abstractNumId w:val="1"/>
   </w:num>
 </w:numbering>
@@ -1382,6 +1895,23 @@
       <w:szCs w:val="20"/>
     </w:rPr>
   </w:style>
+  <w:style w:type="paragraph" w:styleId="a4">
+    <w:name w:val="Normal (Web)"/>
+    <w:basedOn w:val="a"/>
+    <w:uiPriority w:val="99"/>
+    <w:semiHidden/>
+    <w:unhideWhenUsed/>
+    <w:rsid w:val="00F46CB9"/>
+    <w:pPr>
+      <w:spacing w:before="100" w:beforeAutospacing="1" w:after="100" w:afterAutospacing="1" w:line="240" w:lineRule="auto"/>
+    </w:pPr>
+    <w:rPr>
+      <w:rFonts w:ascii="Times New Roman" w:eastAsia="Times New Roman" w:hAnsi="Times New Roman" w:cs="Times New Roman"/>
+      <w:sz w:val="24"/>
+      <w:szCs w:val="24"/>
+      <w:lang w:eastAsia="ru-RU"/>
+    </w:rPr>
+  </w:style>
 </w:styles>
 </file>
 

--- a/день 1.docx
+++ b/день 1.docx
@@ -76,6 +76,7 @@
         </w:rPr>
         <w:t xml:space="preserve"> установки </w:t>
       </w:r>
+      <w:proofErr w:type="spellStart"/>
       <w:r>
         <w:rPr>
           <w:rFonts w:ascii="Times New Roman" w:hAnsi="Times New Roman" w:cs="Times New Roman"/>
@@ -84,6 +85,7 @@
         </w:rPr>
         <w:t>Debian</w:t>
       </w:r>
+      <w:proofErr w:type="spellEnd"/>
       <w:r>
         <w:rPr>
           <w:rFonts w:ascii="Times New Roman" w:hAnsi="Times New Roman" w:cs="Times New Roman"/>
@@ -115,7 +117,25 @@
           <w:sz w:val="28"/>
           <w:szCs w:val="28"/>
         </w:rPr>
-        <w:t xml:space="preserve">, Линукса под системой Виндовс. </w:t>
+        <w:t xml:space="preserve">, Линукса под системой </w:t>
+      </w:r>
+      <w:proofErr w:type="spellStart"/>
+      <w:r>
+        <w:rPr>
+          <w:rFonts w:ascii="Times New Roman" w:hAnsi="Times New Roman" w:cs="Times New Roman"/>
+          <w:sz w:val="28"/>
+          <w:szCs w:val="28"/>
+        </w:rPr>
+        <w:t>Виндовс</w:t>
+      </w:r>
+      <w:proofErr w:type="spellEnd"/>
+      <w:r>
+        <w:rPr>
+          <w:rFonts w:ascii="Times New Roman" w:hAnsi="Times New Roman" w:cs="Times New Roman"/>
+          <w:sz w:val="28"/>
+          <w:szCs w:val="28"/>
+        </w:rPr>
+        <w:t xml:space="preserve">. </w:t>
       </w:r>
     </w:p>
     <w:p>
@@ -134,13 +154,23 @@
         </w:rPr>
         <w:t xml:space="preserve">Так же, на моём компьютере изначально был установлен </w:t>
       </w:r>
-      <w:r>
-        <w:rPr>
-          <w:rFonts w:ascii="Times New Roman" w:hAnsi="Times New Roman" w:cs="Times New Roman"/>
-          <w:sz w:val="28"/>
-          <w:szCs w:val="28"/>
-        </w:rPr>
-        <w:t>GitHub Desktop</w:t>
+      <w:proofErr w:type="spellStart"/>
+      <w:r>
+        <w:rPr>
+          <w:rFonts w:ascii="Times New Roman" w:hAnsi="Times New Roman" w:cs="Times New Roman"/>
+          <w:sz w:val="28"/>
+          <w:szCs w:val="28"/>
+        </w:rPr>
+        <w:t>GitHub</w:t>
+      </w:r>
+      <w:proofErr w:type="spellEnd"/>
+      <w:r>
+        <w:rPr>
+          <w:rFonts w:ascii="Times New Roman" w:hAnsi="Times New Roman" w:cs="Times New Roman"/>
+          <w:sz w:val="28"/>
+          <w:szCs w:val="28"/>
+        </w:rPr>
+        <w:t xml:space="preserve"> Desktop</w:t>
       </w:r>
       <w:r>
         <w:rPr>
@@ -167,13 +197,23 @@
         </w:rPr>
         <w:t xml:space="preserve">Открыв </w:t>
       </w:r>
-      <w:r>
-        <w:rPr>
-          <w:rFonts w:ascii="Times New Roman" w:hAnsi="Times New Roman" w:cs="Times New Roman"/>
-          <w:sz w:val="28"/>
-          <w:szCs w:val="28"/>
-        </w:rPr>
-        <w:t>GitHub Desktop</w:t>
+      <w:proofErr w:type="spellStart"/>
+      <w:r>
+        <w:rPr>
+          <w:rFonts w:ascii="Times New Roman" w:hAnsi="Times New Roman" w:cs="Times New Roman"/>
+          <w:sz w:val="28"/>
+          <w:szCs w:val="28"/>
+        </w:rPr>
+        <w:t>GitHub</w:t>
+      </w:r>
+      <w:proofErr w:type="spellEnd"/>
+      <w:r>
+        <w:rPr>
+          <w:rFonts w:ascii="Times New Roman" w:hAnsi="Times New Roman" w:cs="Times New Roman"/>
+          <w:sz w:val="28"/>
+          <w:szCs w:val="28"/>
+        </w:rPr>
+        <w:t xml:space="preserve"> Desktop</w:t>
       </w:r>
       <w:r>
         <w:rPr>
@@ -199,6 +239,7 @@
         </w:rPr>
         <w:t xml:space="preserve">л репозиторий открытый  под названием </w:t>
       </w:r>
+      <w:proofErr w:type="spellStart"/>
       <w:r>
         <w:rPr>
           <w:rFonts w:ascii="Times New Roman" w:hAnsi="Times New Roman" w:cs="Times New Roman"/>
@@ -207,6 +248,7 @@
         </w:rPr>
         <w:t>file-storage-service</w:t>
       </w:r>
+      <w:proofErr w:type="spellEnd"/>
       <w:r>
         <w:rPr>
           <w:rFonts w:ascii="Times New Roman" w:hAnsi="Times New Roman" w:cs="Times New Roman"/>
@@ -215,6 +257,7 @@
         </w:rPr>
         <w:t xml:space="preserve"> и выбрал в </w:t>
       </w:r>
+      <w:proofErr w:type="spellStart"/>
       <w:r>
         <w:rPr>
           <w:rFonts w:ascii="Times New Roman" w:hAnsi="Times New Roman" w:cs="Times New Roman"/>
@@ -224,13 +267,32 @@
         </w:rPr>
         <w:t>Gitigniore</w:t>
       </w:r>
-      <w:r>
-        <w:rPr>
-          <w:rFonts w:ascii="Times New Roman" w:hAnsi="Times New Roman" w:cs="Times New Roman"/>
-          <w:sz w:val="28"/>
-          <w:szCs w:val="28"/>
-        </w:rPr>
-        <w:t xml:space="preserve"> Пайтон.</w:t>
+      <w:proofErr w:type="spellEnd"/>
+      <w:r>
+        <w:rPr>
+          <w:rFonts w:ascii="Times New Roman" w:hAnsi="Times New Roman" w:cs="Times New Roman"/>
+          <w:sz w:val="28"/>
+          <w:szCs w:val="28"/>
+        </w:rPr>
+        <w:t xml:space="preserve"> </w:t>
+      </w:r>
+      <w:proofErr w:type="spellStart"/>
+      <w:r>
+        <w:rPr>
+          <w:rFonts w:ascii="Times New Roman" w:hAnsi="Times New Roman" w:cs="Times New Roman"/>
+          <w:sz w:val="28"/>
+          <w:szCs w:val="28"/>
+        </w:rPr>
+        <w:t>Пайтон</w:t>
+      </w:r>
+      <w:proofErr w:type="spellEnd"/>
+      <w:r>
+        <w:rPr>
+          <w:rFonts w:ascii="Times New Roman" w:hAnsi="Times New Roman" w:cs="Times New Roman"/>
+          <w:sz w:val="28"/>
+          <w:szCs w:val="28"/>
+        </w:rPr>
+        <w:t>.</w:t>
       </w:r>
     </w:p>
     <w:p>
@@ -280,6 +342,7 @@
         </w:rPr>
         <w:t xml:space="preserve">Папку </w:t>
       </w:r>
+      <w:proofErr w:type="spellStart"/>
       <w:r>
         <w:rPr>
           <w:rFonts w:ascii="Times New Roman" w:hAnsi="Times New Roman" w:cs="Times New Roman"/>
@@ -296,6 +359,7 @@
         </w:rPr>
         <w:t>erverlogic</w:t>
       </w:r>
+      <w:proofErr w:type="spellEnd"/>
       <w:r>
         <w:rPr>
           <w:rFonts w:ascii="Times New Roman" w:hAnsi="Times New Roman" w:cs="Times New Roman"/>
@@ -343,6 +407,7 @@
         </w:rPr>
         <w:t>.</w:t>
       </w:r>
+      <w:proofErr w:type="spellStart"/>
       <w:r>
         <w:rPr>
           <w:rFonts w:ascii="Times New Roman" w:hAnsi="Times New Roman" w:cs="Times New Roman"/>
@@ -352,6 +417,7 @@
         </w:rPr>
         <w:t>py</w:t>
       </w:r>
+      <w:proofErr w:type="spellEnd"/>
       <w:r>
         <w:rPr>
           <w:rFonts w:ascii="Times New Roman" w:hAnsi="Times New Roman" w:cs="Times New Roman"/>
@@ -391,6 +457,7 @@
         </w:rPr>
         <w:t>,</w:t>
       </w:r>
+      <w:proofErr w:type="spellStart"/>
       <w:r>
         <w:rPr>
           <w:rFonts w:ascii="Times New Roman" w:hAnsi="Times New Roman" w:cs="Times New Roman"/>
@@ -400,6 +467,7 @@
         </w:rPr>
         <w:t>py</w:t>
       </w:r>
+      <w:proofErr w:type="spellEnd"/>
       <w:r>
         <w:rPr>
           <w:rFonts w:ascii="Times New Roman" w:hAnsi="Times New Roman" w:cs="Times New Roman"/>
@@ -408,6 +476,7 @@
         </w:rPr>
         <w:t xml:space="preserve"> для будущей авторизации через </w:t>
       </w:r>
+      <w:proofErr w:type="spellStart"/>
       <w:r>
         <w:rPr>
           <w:rFonts w:ascii="Times New Roman" w:hAnsi="Times New Roman" w:cs="Times New Roman"/>
@@ -416,6 +485,7 @@
         </w:rPr>
         <w:t>hashlib</w:t>
       </w:r>
+      <w:proofErr w:type="spellEnd"/>
     </w:p>
     <w:p>
       <w:pPr>
@@ -430,6 +500,7 @@
           <w:szCs w:val="28"/>
         </w:rPr>
       </w:pPr>
+      <w:proofErr w:type="spellStart"/>
       <w:r>
         <w:rPr>
           <w:rFonts w:ascii="Times New Roman" w:hAnsi="Times New Roman" w:cs="Times New Roman"/>
@@ -439,6 +510,7 @@
         </w:rPr>
         <w:t>Dockerfile</w:t>
       </w:r>
+      <w:proofErr w:type="spellEnd"/>
     </w:p>
     <w:p>
       <w:pPr>
@@ -485,8 +557,18 @@
           <w:sz w:val="28"/>
           <w:szCs w:val="28"/>
         </w:rPr>
-        <w:t xml:space="preserve"> с списком всех библиотек для пайтона</w:t>
-      </w:r>
+        <w:t xml:space="preserve"> с списком всех библиотек для </w:t>
+      </w:r>
+      <w:proofErr w:type="spellStart"/>
+      <w:r>
+        <w:rPr>
+          <w:rFonts w:ascii="Times New Roman" w:hAnsi="Times New Roman" w:cs="Times New Roman"/>
+          <w:sz w:val="28"/>
+          <w:szCs w:val="28"/>
+        </w:rPr>
+        <w:t>пайтона</w:t>
+      </w:r>
+      <w:proofErr w:type="spellEnd"/>
     </w:p>
     <w:p>
       <w:pPr>
@@ -502,7 +584,25 @@
           <w:sz w:val="28"/>
           <w:szCs w:val="28"/>
         </w:rPr>
-        <w:t xml:space="preserve">Прописав Докерфайл, проверяю его командуй </w:t>
+        <w:t xml:space="preserve">Прописав </w:t>
+      </w:r>
+      <w:proofErr w:type="spellStart"/>
+      <w:r>
+        <w:rPr>
+          <w:rFonts w:ascii="Times New Roman" w:hAnsi="Times New Roman" w:cs="Times New Roman"/>
+          <w:sz w:val="28"/>
+          <w:szCs w:val="28"/>
+        </w:rPr>
+        <w:t>Докерфайл</w:t>
+      </w:r>
+      <w:proofErr w:type="spellEnd"/>
+      <w:r>
+        <w:rPr>
+          <w:rFonts w:ascii="Times New Roman" w:hAnsi="Times New Roman" w:cs="Times New Roman"/>
+          <w:sz w:val="28"/>
+          <w:szCs w:val="28"/>
+        </w:rPr>
+        <w:t xml:space="preserve">, проверяю его командуй </w:t>
       </w:r>
     </w:p>
     <w:p>
@@ -685,6 +785,7 @@
         </w:rPr>
         <w:t>.</w:t>
       </w:r>
+      <w:proofErr w:type="spellStart"/>
       <w:r>
         <w:rPr>
           <w:rFonts w:ascii="Times New Roman" w:hAnsi="Times New Roman" w:cs="Times New Roman"/>
@@ -694,6 +795,7 @@
         </w:rPr>
         <w:t>py</w:t>
       </w:r>
+      <w:proofErr w:type="spellEnd"/>
       <w:r>
         <w:rPr>
           <w:rFonts w:ascii="Times New Roman" w:hAnsi="Times New Roman" w:cs="Times New Roman"/>
@@ -875,6 +977,7 @@
           <w:lang w:val="en-US"/>
         </w:rPr>
       </w:pPr>
+      <w:proofErr w:type="spellStart"/>
       <w:r>
         <w:rPr>
           <w:rStyle w:val="HTML"/>
@@ -885,6 +988,7 @@
         </w:rPr>
         <w:t>file_type</w:t>
       </w:r>
+      <w:proofErr w:type="spellEnd"/>
       <w:r>
         <w:rPr>
           <w:sz w:val="28"/>
@@ -1039,6 +1143,7 @@
         </w:rPr>
         <w:t>_</w:t>
       </w:r>
+      <w:proofErr w:type="spellStart"/>
       <w:r>
         <w:rPr>
           <w:sz w:val="28"/>
@@ -1047,6 +1152,7 @@
         </w:rPr>
         <w:t>creat</w:t>
       </w:r>
+      <w:proofErr w:type="spellEnd"/>
       <w:r>
         <w:rPr>
           <w:sz w:val="28"/>
@@ -1069,6 +1175,7 @@
           <w:szCs w:val="28"/>
         </w:rPr>
       </w:pPr>
+      <w:proofErr w:type="spellStart"/>
       <w:r>
         <w:rPr>
           <w:rStyle w:val="HTML"/>
@@ -1078,6 +1185,7 @@
         </w:rPr>
         <w:t>metadata</w:t>
       </w:r>
+      <w:proofErr w:type="spellEnd"/>
       <w:r>
         <w:rPr>
           <w:sz w:val="28"/>
@@ -1103,30 +1211,411 @@
     </w:p>
     <w:p>
       <w:pPr>
-        <w:rPr>
-          <w:rFonts w:ascii="Times New Roman" w:hAnsi="Times New Roman" w:cs="Times New Roman"/>
-          <w:sz w:val="28"/>
-          <w:szCs w:val="28"/>
-        </w:rPr>
-      </w:pPr>
+        <w:pStyle w:val="a4"/>
+        <w:spacing w:before="120" w:beforeAutospacing="0" w:after="120" w:afterAutospacing="0" w:line="360" w:lineRule="auto"/>
+        <w:contextualSpacing/>
+        <w:rPr>
+          <w:sz w:val="28"/>
+          <w:szCs w:val="28"/>
+          <w:lang w:val="en-US"/>
+        </w:rPr>
+      </w:pPr>
+      <w:r>
+        <w:rPr>
+          <w:b/>
+          <w:bCs/>
+          <w:sz w:val="28"/>
+          <w:szCs w:val="28"/>
+          <w:lang w:val="en-US"/>
+        </w:rPr>
+        <w:t>Client</w:t>
+      </w:r>
+      <w:r>
+        <w:rPr>
+          <w:sz w:val="28"/>
+          <w:szCs w:val="28"/>
+          <w:lang w:val="en-US"/>
+        </w:rPr>
+        <w:t>:</w:t>
+      </w:r>
     </w:p>
     <w:p>
       <w:pPr>
-        <w:rPr>
-          <w:rFonts w:ascii="Times New Roman" w:hAnsi="Times New Roman" w:cs="Times New Roman"/>
-          <w:sz w:val="28"/>
-          <w:szCs w:val="28"/>
-        </w:rPr>
-      </w:pPr>
+        <w:pStyle w:val="a4"/>
+        <w:numPr>
+          <w:ilvl w:val="0"/>
+          <w:numId w:val="4"/>
+        </w:numPr>
+        <w:spacing w:before="120" w:beforeAutospacing="0" w:after="120" w:afterAutospacing="0" w:line="360" w:lineRule="auto"/>
+        <w:contextualSpacing/>
+        <w:rPr>
+          <w:rStyle w:val="HTML"/>
+          <w:rFonts w:ascii="Times New Roman" w:hAnsi="Times New Roman" w:cs="Times New Roman"/>
+          <w:sz w:val="28"/>
+          <w:szCs w:val="28"/>
+        </w:rPr>
+      </w:pPr>
+      <w:proofErr w:type="spellStart"/>
+      <w:r>
+        <w:rPr>
+          <w:rStyle w:val="HTML"/>
+          <w:rFonts w:ascii="Times New Roman" w:hAnsi="Times New Roman" w:cs="Times New Roman"/>
+          <w:sz w:val="28"/>
+          <w:szCs w:val="28"/>
+        </w:rPr>
+        <w:t>hash</w:t>
+      </w:r>
+      <w:proofErr w:type="spellEnd"/>
+      <w:r>
+        <w:rPr>
+          <w:rStyle w:val="HTML"/>
+          <w:rFonts w:ascii="Times New Roman" w:hAnsi="Times New Roman" w:cs="Times New Roman"/>
+          <w:sz w:val="28"/>
+          <w:szCs w:val="28"/>
+        </w:rPr>
+        <w:t>: Хэш пароля для авторизации (</w:t>
+      </w:r>
+      <w:proofErr w:type="spellStart"/>
+      <w:r>
+        <w:rPr>
+          <w:sz w:val="28"/>
+          <w:szCs w:val="28"/>
+        </w:rPr>
+        <w:t>String</w:t>
+      </w:r>
+      <w:proofErr w:type="spellEnd"/>
+      <w:r>
+        <w:rPr>
+          <w:sz w:val="28"/>
+          <w:szCs w:val="28"/>
+        </w:rPr>
+        <w:t>)</w:t>
+      </w:r>
     </w:p>
     <w:p>
       <w:pPr>
-        <w:rPr>
-          <w:rFonts w:ascii="Times New Roman" w:hAnsi="Times New Roman" w:cs="Times New Roman"/>
-          <w:sz w:val="28"/>
-          <w:szCs w:val="28"/>
-        </w:rPr>
-      </w:pPr>
+        <w:pStyle w:val="a4"/>
+        <w:numPr>
+          <w:ilvl w:val="0"/>
+          <w:numId w:val="4"/>
+        </w:numPr>
+        <w:spacing w:before="120" w:beforeAutospacing="0" w:after="120" w:afterAutospacing="0" w:line="360" w:lineRule="auto"/>
+        <w:contextualSpacing/>
+        <w:rPr>
+          <w:sz w:val="28"/>
+          <w:szCs w:val="28"/>
+          <w:lang w:val="en-US"/>
+        </w:rPr>
+      </w:pPr>
+      <w:proofErr w:type="spellStart"/>
+      <w:r>
+        <w:rPr>
+          <w:rStyle w:val="HTML"/>
+          <w:rFonts w:ascii="Times New Roman" w:hAnsi="Times New Roman" w:cs="Times New Roman"/>
+          <w:sz w:val="28"/>
+          <w:szCs w:val="28"/>
+          <w:lang w:val="en-US"/>
+        </w:rPr>
+        <w:t>client_name</w:t>
+      </w:r>
+      <w:proofErr w:type="spellEnd"/>
+      <w:r>
+        <w:rPr>
+          <w:rStyle w:val="HTML"/>
+          <w:rFonts w:ascii="Times New Roman" w:hAnsi="Times New Roman" w:cs="Times New Roman"/>
+          <w:sz w:val="28"/>
+          <w:szCs w:val="28"/>
+          <w:lang w:val="en-US"/>
+        </w:rPr>
+        <w:t xml:space="preserve">: </w:t>
+      </w:r>
+      <w:r>
+        <w:rPr>
+          <w:rStyle w:val="HTML"/>
+          <w:rFonts w:ascii="Times New Roman" w:hAnsi="Times New Roman" w:cs="Times New Roman"/>
+          <w:sz w:val="28"/>
+          <w:szCs w:val="28"/>
+        </w:rPr>
+        <w:t>Имя</w:t>
+      </w:r>
+      <w:r>
+        <w:rPr>
+          <w:rStyle w:val="HTML"/>
+          <w:rFonts w:ascii="Times New Roman" w:hAnsi="Times New Roman" w:cs="Times New Roman"/>
+          <w:sz w:val="28"/>
+          <w:szCs w:val="28"/>
+          <w:lang w:val="en-US"/>
+        </w:rPr>
+        <w:t xml:space="preserve"> </w:t>
+      </w:r>
+      <w:r>
+        <w:rPr>
+          <w:rStyle w:val="HTML"/>
+          <w:rFonts w:ascii="Times New Roman" w:hAnsi="Times New Roman" w:cs="Times New Roman"/>
+          <w:sz w:val="28"/>
+          <w:szCs w:val="28"/>
+        </w:rPr>
+        <w:t>пользователя</w:t>
+      </w:r>
+      <w:r>
+        <w:rPr>
+          <w:rStyle w:val="HTML"/>
+          <w:rFonts w:ascii="Times New Roman" w:hAnsi="Times New Roman" w:cs="Times New Roman"/>
+          <w:sz w:val="28"/>
+          <w:szCs w:val="28"/>
+          <w:lang w:val="en-US"/>
+        </w:rPr>
+        <w:t xml:space="preserve"> </w:t>
+      </w:r>
+      <w:r>
+        <w:rPr>
+          <w:rStyle w:val="HTML"/>
+          <w:rFonts w:ascii="Times New Roman" w:hAnsi="Times New Roman" w:cs="Times New Roman"/>
+          <w:sz w:val="28"/>
+          <w:szCs w:val="28"/>
+          <w:lang w:val="en-US"/>
+        </w:rPr>
+        <w:t>(</w:t>
+      </w:r>
+      <w:r>
+        <w:rPr>
+          <w:sz w:val="28"/>
+          <w:szCs w:val="28"/>
+          <w:lang w:val="en-US"/>
+        </w:rPr>
+        <w:t>String</w:t>
+      </w:r>
+      <w:r>
+        <w:rPr>
+          <w:sz w:val="28"/>
+          <w:szCs w:val="28"/>
+          <w:lang w:val="en-US"/>
+        </w:rPr>
+        <w:t>)</w:t>
+      </w:r>
+    </w:p>
+    <w:p>
+      <w:pPr>
+        <w:rPr>
+          <w:rFonts w:ascii="Times New Roman" w:hAnsi="Times New Roman" w:cs="Times New Roman"/>
+          <w:sz w:val="28"/>
+          <w:szCs w:val="28"/>
+        </w:rPr>
+      </w:pPr>
+      <w:r>
+        <w:rPr>
+          <w:rFonts w:ascii="Times New Roman" w:hAnsi="Times New Roman" w:cs="Times New Roman"/>
+          <w:sz w:val="28"/>
+          <w:szCs w:val="28"/>
+        </w:rPr>
+        <w:lastRenderedPageBreak/>
+        <w:t xml:space="preserve">Так же, </w:t>
+      </w:r>
+      <w:proofErr w:type="spellStart"/>
+      <w:r>
+        <w:rPr>
+          <w:rFonts w:ascii="Times New Roman" w:hAnsi="Times New Roman" w:cs="Times New Roman"/>
+          <w:sz w:val="28"/>
+          <w:szCs w:val="28"/>
+          <w:lang w:val="en-US"/>
+        </w:rPr>
+        <w:t>sqlalchemy</w:t>
+      </w:r>
+      <w:proofErr w:type="spellEnd"/>
+      <w:r>
+        <w:rPr>
+          <w:rFonts w:ascii="Times New Roman" w:hAnsi="Times New Roman" w:cs="Times New Roman"/>
+          <w:sz w:val="28"/>
+          <w:szCs w:val="28"/>
+        </w:rPr>
+        <w:t xml:space="preserve"> абстрактный, я использовал класс </w:t>
+      </w:r>
+      <w:proofErr w:type="spellStart"/>
+      <w:r>
+        <w:rPr>
+          <w:rFonts w:ascii="Times New Roman" w:hAnsi="Times New Roman" w:cs="Times New Roman"/>
+          <w:sz w:val="28"/>
+          <w:szCs w:val="28"/>
+        </w:rPr>
+        <w:t>AbstractModel</w:t>
+      </w:r>
+      <w:proofErr w:type="spellEnd"/>
+      <w:r>
+        <w:rPr>
+          <w:rFonts w:ascii="Times New Roman" w:hAnsi="Times New Roman" w:cs="Times New Roman"/>
+          <w:sz w:val="28"/>
+          <w:szCs w:val="28"/>
+        </w:rPr>
+        <w:t xml:space="preserve">, в котором уже написано </w:t>
+      </w:r>
+      <w:proofErr w:type="spellStart"/>
+      <w:r>
+        <w:rPr>
+          <w:rFonts w:ascii="Times New Roman" w:hAnsi="Times New Roman" w:cs="Times New Roman"/>
+          <w:sz w:val="28"/>
+          <w:szCs w:val="28"/>
+        </w:rPr>
+        <w:t>id</w:t>
+      </w:r>
+      <w:proofErr w:type="spellEnd"/>
+      <w:r>
+        <w:rPr>
+          <w:rFonts w:ascii="Times New Roman" w:hAnsi="Times New Roman" w:cs="Times New Roman"/>
+          <w:sz w:val="28"/>
+          <w:szCs w:val="28"/>
+        </w:rPr>
+        <w:t xml:space="preserve"> и </w:t>
+      </w:r>
+      <w:proofErr w:type="spellStart"/>
+      <w:r>
+        <w:rPr>
+          <w:rFonts w:ascii="Times New Roman" w:hAnsi="Times New Roman" w:cs="Times New Roman"/>
+          <w:sz w:val="28"/>
+          <w:szCs w:val="28"/>
+        </w:rPr>
+        <w:t>test_time</w:t>
+      </w:r>
+      <w:proofErr w:type="spellEnd"/>
+      <w:r>
+        <w:rPr>
+          <w:rFonts w:ascii="Times New Roman" w:hAnsi="Times New Roman" w:cs="Times New Roman"/>
+          <w:sz w:val="28"/>
+          <w:szCs w:val="28"/>
+        </w:rPr>
+        <w:t xml:space="preserve">(нужен был для теста подключения, в </w:t>
+      </w:r>
+      <w:proofErr w:type="spellStart"/>
+      <w:r>
+        <w:rPr>
+          <w:rFonts w:ascii="Times New Roman" w:hAnsi="Times New Roman" w:cs="Times New Roman"/>
+          <w:sz w:val="28"/>
+          <w:szCs w:val="28"/>
+        </w:rPr>
+        <w:t>будуйщем</w:t>
+      </w:r>
+      <w:proofErr w:type="spellEnd"/>
+      <w:r>
+        <w:rPr>
+          <w:rFonts w:ascii="Times New Roman" w:hAnsi="Times New Roman" w:cs="Times New Roman"/>
+          <w:sz w:val="28"/>
+          <w:szCs w:val="28"/>
+        </w:rPr>
+        <w:t xml:space="preserve"> я его уберу)</w:t>
+      </w:r>
+    </w:p>
+    <w:p>
+      <w:pPr>
+        <w:rPr>
+          <w:rFonts w:ascii="Times New Roman" w:hAnsi="Times New Roman" w:cs="Times New Roman"/>
+          <w:sz w:val="28"/>
+          <w:szCs w:val="28"/>
+        </w:rPr>
+      </w:pPr>
+    </w:p>
+    <w:p>
+      <w:pPr>
+        <w:rPr>
+          <w:rFonts w:ascii="Times New Roman" w:hAnsi="Times New Roman" w:cs="Times New Roman"/>
+          <w:sz w:val="28"/>
+          <w:szCs w:val="28"/>
+        </w:rPr>
+      </w:pPr>
+      <w:r>
+        <w:rPr>
+          <w:rFonts w:ascii="Times New Roman" w:hAnsi="Times New Roman" w:cs="Times New Roman"/>
+          <w:sz w:val="28"/>
+          <w:szCs w:val="28"/>
+        </w:rPr>
+        <w:t xml:space="preserve">Затем, с </w:t>
+      </w:r>
+      <w:proofErr w:type="spellStart"/>
+      <w:r>
+        <w:rPr>
+          <w:rFonts w:ascii="Times New Roman" w:hAnsi="Times New Roman" w:cs="Times New Roman"/>
+          <w:sz w:val="28"/>
+          <w:szCs w:val="28"/>
+        </w:rPr>
+        <w:t>испольованием</w:t>
+      </w:r>
+      <w:proofErr w:type="spellEnd"/>
+      <w:r>
+        <w:rPr>
+          <w:rFonts w:ascii="Times New Roman" w:hAnsi="Times New Roman" w:cs="Times New Roman"/>
+          <w:sz w:val="28"/>
+          <w:szCs w:val="28"/>
+        </w:rPr>
+        <w:t xml:space="preserve"> Докера-</w:t>
+      </w:r>
+      <w:proofErr w:type="spellStart"/>
+      <w:r>
+        <w:rPr>
+          <w:rFonts w:ascii="Times New Roman" w:hAnsi="Times New Roman" w:cs="Times New Roman"/>
+          <w:sz w:val="28"/>
+          <w:szCs w:val="28"/>
+        </w:rPr>
+        <w:t>Композа</w:t>
+      </w:r>
+      <w:proofErr w:type="spellEnd"/>
+      <w:r>
+        <w:rPr>
+          <w:rFonts w:ascii="Times New Roman" w:hAnsi="Times New Roman" w:cs="Times New Roman"/>
+          <w:sz w:val="28"/>
+          <w:szCs w:val="28"/>
+        </w:rPr>
+        <w:t xml:space="preserve">, я включил </w:t>
+      </w:r>
+      <w:proofErr w:type="spellStart"/>
+      <w:r>
+        <w:rPr>
+          <w:rFonts w:ascii="Times New Roman" w:hAnsi="Times New Roman" w:cs="Times New Roman"/>
+          <w:sz w:val="28"/>
+          <w:szCs w:val="28"/>
+        </w:rPr>
+        <w:t>Бэкэнд</w:t>
+      </w:r>
+      <w:proofErr w:type="spellEnd"/>
+      <w:r>
+        <w:rPr>
+          <w:rFonts w:ascii="Times New Roman" w:hAnsi="Times New Roman" w:cs="Times New Roman"/>
+          <w:sz w:val="28"/>
+          <w:szCs w:val="28"/>
+        </w:rPr>
+        <w:t xml:space="preserve">, который подключается по порту 8000:8000, подключил базу данных </w:t>
+      </w:r>
+      <w:r>
+        <w:rPr>
+          <w:rFonts w:ascii="Times New Roman" w:hAnsi="Times New Roman" w:cs="Times New Roman"/>
+          <w:sz w:val="28"/>
+          <w:szCs w:val="28"/>
+        </w:rPr>
+        <w:t>postgres:16.0</w:t>
+      </w:r>
+      <w:r>
+        <w:rPr>
+          <w:rFonts w:ascii="Times New Roman" w:hAnsi="Times New Roman" w:cs="Times New Roman"/>
+          <w:sz w:val="28"/>
+          <w:szCs w:val="28"/>
+        </w:rPr>
+        <w:t xml:space="preserve"> и прописал стандартную </w:t>
+      </w:r>
+      <w:proofErr w:type="spellStart"/>
+      <w:r>
+        <w:rPr>
+          <w:rFonts w:ascii="Times New Roman" w:hAnsi="Times New Roman" w:cs="Times New Roman"/>
+          <w:sz w:val="28"/>
+          <w:szCs w:val="28"/>
+        </w:rPr>
+        <w:t>комманду</w:t>
+      </w:r>
+      <w:proofErr w:type="spellEnd"/>
+      <w:r>
+        <w:rPr>
+          <w:rFonts w:ascii="Times New Roman" w:hAnsi="Times New Roman" w:cs="Times New Roman"/>
+          <w:sz w:val="28"/>
+          <w:szCs w:val="28"/>
+        </w:rPr>
+        <w:t xml:space="preserve"> для проверки инициализации и определил тома данных, чтоб при пересоздании контейнера они не удалялись. </w:t>
+      </w:r>
     </w:p>
     <w:sectPr>
       <w:pgSz w:w="11906" w:h="16838"/>
@@ -1428,6 +1917,119 @@
       </w:pPr>
     </w:lvl>
   </w:abstractNum>
+  <w:abstractNum w:abstractNumId="3" w15:restartNumberingAfterBreak="0">
+    <w:nsid w:val="6DB32AB9"/>
+    <w:multiLevelType w:val="hybridMultilevel"/>
+    <w:tmpl w:val="4A8664D8"/>
+    <w:lvl w:ilvl="0" w:tplc="04190001">
+      <w:start w:val="1"/>
+      <w:numFmt w:val="bullet"/>
+      <w:lvlText w:val=""/>
+      <w:lvlJc w:val="left"/>
+      <w:pPr>
+        <w:ind w:left="720" w:hanging="360"/>
+      </w:pPr>
+      <w:rPr>
+        <w:rFonts w:ascii="Symbol" w:hAnsi="Symbol" w:hint="default"/>
+      </w:rPr>
+    </w:lvl>
+    <w:lvl w:ilvl="1" w:tplc="04190003" w:tentative="1">
+      <w:start w:val="1"/>
+      <w:numFmt w:val="bullet"/>
+      <w:lvlText w:val="o"/>
+      <w:lvlJc w:val="left"/>
+      <w:pPr>
+        <w:ind w:left="1440" w:hanging="360"/>
+      </w:pPr>
+      <w:rPr>
+        <w:rFonts w:ascii="Courier New" w:hAnsi="Courier New" w:cs="Courier New" w:hint="default"/>
+      </w:rPr>
+    </w:lvl>
+    <w:lvl w:ilvl="2" w:tplc="04190005" w:tentative="1">
+      <w:start w:val="1"/>
+      <w:numFmt w:val="bullet"/>
+      <w:lvlText w:val=""/>
+      <w:lvlJc w:val="left"/>
+      <w:pPr>
+        <w:ind w:left="2160" w:hanging="360"/>
+      </w:pPr>
+      <w:rPr>
+        <w:rFonts w:ascii="Wingdings" w:hAnsi="Wingdings" w:hint="default"/>
+      </w:rPr>
+    </w:lvl>
+    <w:lvl w:ilvl="3" w:tplc="04190001" w:tentative="1">
+      <w:start w:val="1"/>
+      <w:numFmt w:val="bullet"/>
+      <w:lvlText w:val=""/>
+      <w:lvlJc w:val="left"/>
+      <w:pPr>
+        <w:ind w:left="2880" w:hanging="360"/>
+      </w:pPr>
+      <w:rPr>
+        <w:rFonts w:ascii="Symbol" w:hAnsi="Symbol" w:hint="default"/>
+      </w:rPr>
+    </w:lvl>
+    <w:lvl w:ilvl="4" w:tplc="04190003" w:tentative="1">
+      <w:start w:val="1"/>
+      <w:numFmt w:val="bullet"/>
+      <w:lvlText w:val="o"/>
+      <w:lvlJc w:val="left"/>
+      <w:pPr>
+        <w:ind w:left="3600" w:hanging="360"/>
+      </w:pPr>
+      <w:rPr>
+        <w:rFonts w:ascii="Courier New" w:hAnsi="Courier New" w:cs="Courier New" w:hint="default"/>
+      </w:rPr>
+    </w:lvl>
+    <w:lvl w:ilvl="5" w:tplc="04190005" w:tentative="1">
+      <w:start w:val="1"/>
+      <w:numFmt w:val="bullet"/>
+      <w:lvlText w:val=""/>
+      <w:lvlJc w:val="left"/>
+      <w:pPr>
+        <w:ind w:left="4320" w:hanging="360"/>
+      </w:pPr>
+      <w:rPr>
+        <w:rFonts w:ascii="Wingdings" w:hAnsi="Wingdings" w:hint="default"/>
+      </w:rPr>
+    </w:lvl>
+    <w:lvl w:ilvl="6" w:tplc="04190001" w:tentative="1">
+      <w:start w:val="1"/>
+      <w:numFmt w:val="bullet"/>
+      <w:lvlText w:val=""/>
+      <w:lvlJc w:val="left"/>
+      <w:pPr>
+        <w:ind w:left="5040" w:hanging="360"/>
+      </w:pPr>
+      <w:rPr>
+        <w:rFonts w:ascii="Symbol" w:hAnsi="Symbol" w:hint="default"/>
+      </w:rPr>
+    </w:lvl>
+    <w:lvl w:ilvl="7" w:tplc="04190003" w:tentative="1">
+      <w:start w:val="1"/>
+      <w:numFmt w:val="bullet"/>
+      <w:lvlText w:val="o"/>
+      <w:lvlJc w:val="left"/>
+      <w:pPr>
+        <w:ind w:left="5760" w:hanging="360"/>
+      </w:pPr>
+      <w:rPr>
+        <w:rFonts w:ascii="Courier New" w:hAnsi="Courier New" w:cs="Courier New" w:hint="default"/>
+      </w:rPr>
+    </w:lvl>
+    <w:lvl w:ilvl="8" w:tplc="04190005" w:tentative="1">
+      <w:start w:val="1"/>
+      <w:numFmt w:val="bullet"/>
+      <w:lvlText w:val=""/>
+      <w:lvlJc w:val="left"/>
+      <w:pPr>
+        <w:ind w:left="6480" w:hanging="360"/>
+      </w:pPr>
+      <w:rPr>
+        <w:rFonts w:ascii="Wingdings" w:hAnsi="Wingdings" w:hint="default"/>
+      </w:rPr>
+    </w:lvl>
+  </w:abstractNum>
   <w:num w:numId="1">
     <w:abstractNumId w:val="0"/>
   </w:num>
@@ -1436,6 +2038,9 @@
   </w:num>
   <w:num w:numId="3">
     <w:abstractNumId w:val="1"/>
+  </w:num>
+  <w:num w:numId="4">
+    <w:abstractNumId w:val="3"/>
   </w:num>
 </w:numbering>
 </file>
